--- a/docpac_211501/Unit4Lesson2/Unit4Lesson2.docx
+++ b/docpac_211501/Unit4Lesson2/Unit4Lesson2.docx
@@ -11166,7 +11166,7 @@
           <w:sz w:val="20"/>
           <w:szCs w:val="20"/>
         </w:rPr>
-        <w:t>Week 4/</w:t>
+        <w:t>Unit4Lesson2/</w:t>
       </w:r>
     </w:p>
     <w:p>
